--- a/backend/MANUAL_PLANTILLAS.docx
+++ b/backend/MANUAL_PLANTILLAS.docx
@@ -35,7 +35,20 @@
         <w:t>variables</w:t>
       </w:r>
       <w:r>
-        <w:t xml:space="preserve"> para identificar las partes dinámicas del documento.</w:t>
+        <w:t xml:space="preserve"> para identificar las partes dinámicas del documento. Existen tres tipos principales de variables que puedes definir:</w:t>
+      </w:r>
+    </w:p>
+    <w:p>
+      <w:pPr>
+        <w:pStyle w:val="Heading2"/>
+      </w:pPr>
+      <w:r>
+        <w:t>Variables Simples</w:t>
+      </w:r>
+    </w:p>
+    <w:p>
+      <w:r>
+        <w:t>Son campos de texto único. Se envuelven entre llaves dobles.</w:t>
       </w:r>
     </w:p>
     <w:p>
@@ -53,10 +66,142 @@
     </w:p>
     <w:p>
       <w:pPr>
+        <w:pStyle w:val="Heading2"/>
+      </w:pPr>
+      <w:r>
+        <w:t>Elementos Numerados (Listas o Grupos)</w:t>
+      </w:r>
+    </w:p>
+    <w:p>
+      <w:r>
+        <w:t>Se utilizan para recolectar múltiples elementos del mismo tipo (ej. "Servicios" o "Pagos") mediante listas o tablas de manera dinámica.</w:t>
+      </w:r>
+    </w:p>
+    <w:p>
+      <w:pPr>
+        <w:pStyle w:val="Quote"/>
+      </w:pPr>
+      <w:r>
+        <w:t>Sintaxis: {{grupo_N_campo}} o {{grupo_N}}</w:t>
+      </w:r>
+    </w:p>
+    <w:p>
+      <w:r>
+        <w:t>Ejemplo (Tabla de Pagos):</w:t>
+      </w:r>
+    </w:p>
+    <w:p>
+      <w:pPr>
         <w:pStyle w:val="ListBullet"/>
       </w:pPr>
       <w:r>
-        <w:t>Reglas:</w:t>
+        <w:t>Fila 1: {{pago_1_monto}} | {{pago_1_fecha}}</w:t>
+      </w:r>
+    </w:p>
+    <w:p>
+      <w:pPr>
+        <w:pStyle w:val="ListBullet"/>
+      </w:pPr>
+      <w:r>
+        <w:t>Fila 2: {{pago_2_monto}} | {{pago_2_fecha}}</w:t>
+      </w:r>
+    </w:p>
+    <w:p>
+      <w:pPr>
+        <w:pStyle w:val="Quote"/>
+      </w:pPr>
+      <w:r>
+        <w:t>Nota: El sistema agrupará esto y permitirá "Añadir Elemento" dinámicamente.</w:t>
+      </w:r>
+    </w:p>
+    <w:p>
+      <w:pPr>
+        <w:pStyle w:val="Heading2"/>
+      </w:pPr>
+      <w:r>
+        <w:t>Variables Condicionadas (Párrafos Opcionales)</w:t>
+      </w:r>
+    </w:p>
+    <w:p>
+      <w:r>
+        <w:t>¿Para qué sirven?: Para ocultar párrafos o cláusulas enteras de un documento si el cliente responde que "NO" a una situación específica (ej. Mascotas, Cláusula Penal).</w:t>
+      </w:r>
+    </w:p>
+    <w:p>
+      <w:pPr>
+        <w:pStyle w:val="ListBullet"/>
+      </w:pPr>
+      <w:r>
+        <w:t>El "truco": envolver el texto con dos comandos en Word:</w:t>
+      </w:r>
+    </w:p>
+    <w:p>
+      <w:pPr>
+        <w:pStyle w:val="Quote"/>
+      </w:pPr>
+      <w:r>
+        <w:t>Al inicio del texto: {%p if incluir_mascotas %}</w:t>
+      </w:r>
+    </w:p>
+    <w:p>
+      <w:pPr>
+        <w:pStyle w:val="Quote"/>
+      </w:pPr>
+      <w:r>
+        <w:t>Al final del texto: {%p endif %}</w:t>
+      </w:r>
+    </w:p>
+    <w:p>
+      <w:r>
+        <w:t>Ejemplo Paso a Paso:</w:t>
+      </w:r>
+    </w:p>
+    <w:p>
+      <w:pPr>
+        <w:pStyle w:val="Quote"/>
+      </w:pPr>
+      <w:r>
+        <w:t>{%p if llevar_mascotas %}</w:t>
+        <w:br/>
+      </w:r>
+      <w:r>
+        <w:rPr>
+          <w:b/>
+        </w:rPr>
+        <w:t>Cláusula Sexta - Mascotas: El arrendatario está autorizado para...</w:t>
+        <w:br/>
+      </w:r>
+      <w:r>
+        <w:t>{%p endif %}</w:t>
+      </w:r>
+    </w:p>
+    <w:p>
+      <w:r>
+        <w:t>Al generar el contrato, el sistema preguntará "¿Llevar mascotas?":</w:t>
+      </w:r>
+    </w:p>
+    <w:p>
+      <w:pPr>
+        <w:pStyle w:val="ListBullet"/>
+      </w:pPr>
+      <w:r>
+        <w:t>Si respondes SÍ: La cláusula se queda.</w:t>
+      </w:r>
+    </w:p>
+    <w:p>
+      <w:pPr>
+        <w:pStyle w:val="ListBullet"/>
+      </w:pPr>
+      <w:r>
+        <w:t>Si respondes NO: La cláusula desaparece y el espacio en blanco se elimina automáticamente.</w:t>
+      </w:r>
+    </w:p>
+    <w:p>
+      <w:pPr>
+        <w:pStyle w:val="Heading2"/>
+      </w:pPr>
+      <w:r>
+        <w:t>Reglas Generales</w:t>
       </w:r>
     </w:p>
     <w:p>
